--- a/docs/递交版/卡L-分子报告日-请求清单.docx
+++ b/docs/递交版/卡L-分子报告日-请求清单.docx
@@ -41,7 +41,7 @@
         <w:ind w:left="400"/>
       </w:pPr>
       <w:r>
-        <w:t>融合：JAZF1::SUZ12 / YWHAE::NUTM2 / BCOR 家族 / PHF1 家族 / NTRK / ESR1 / KDM2B——逐条有无。</w:t>
+        <w:t>融合：JAZF1::SUZ12 / YWHAE::NUTM2 / BCOR 家族 / PHF1 家族 / NTRK / ESR1 / KDM2B——逐条有无（要求报告逐条写“检出/未检出”，不能只写“未见常见融合”）。</w:t>
       </w:r>
     </w:p>
     <w:p>
@@ -50,7 +50,7 @@
         <w:ind w:left="400"/>
       </w:pPr>
       <w:r>
-        <w:t>融合结论是否基于 RNA（只有 DNA 不算）。</w:t>
+        <w:t>融合结论是否基于 RNA（只有 DNA 不算；ESS 的 JAZF1/PHF1/YWHAE/BCOR 融合必须走 RNA 线，DNA 单独阴性不能排除）。</w:t>
       </w:r>
     </w:p>
     <w:p>
@@ -59,7 +59,7 @@
         <w:ind w:left="400"/>
       </w:pPr>
       <w:r>
-        <w:t>CDK4 / MDM2 扩增、CDKN2A/B 缺失。</w:t>
+        <w:t>CDK4 / MDM2 扩增、CDKN2A/B 缺失（拷贝数变异，需分子报告明确“扩增/缺失/未见”）。</w:t>
       </w:r>
     </w:p>
     <w:p>
@@ -68,7 +68,16 @@
         <w:ind w:left="400"/>
       </w:pPr>
       <w:r>
-        <w:t>MSI / TMB 与 MMR 免疫组化（MMR四项已申请：MLH1/PMS2/MSH2/MSH6）。</w:t>
+        <w:t>MSI / TMB（分子检测，待白片外送结果，标本 26-25469，白片按 SOP，9/24 前送出）与 MMR 免疫组化（MMR四项：MLH1/PMS2/MSH2/MSH6，</w:t>
+      </w:r>
+      <w:r>
+        <w:rPr>
+          <w:b/>
+        </w:rPr>
+        <w:t>拟于 9/22 手术标本申请</w:t>
+      </w:r>
+      <w:r>
+        <w:t>，组织够也可先在 26-25469 补做；目前全院均未做过）。</w:t>
       </w:r>
     </w:p>
     <w:p>
@@ -77,7 +86,16 @@
         <w:ind w:left="400"/>
       </w:pPr>
       <w:r>
-        <w:t>HER2 / CD3 / CD8 / MAGE-A4、ER / PR 定量、cyclin D1、Ki-67（均已申请加做）。</w:t>
+        <w:t>HER2 / CD3 / CD8 / MAGE-A4、ER / PR 定量、cyclin D1、Ki-67（</w:t>
+      </w:r>
+      <w:r>
+        <w:rPr>
+          <w:b/>
+        </w:rPr>
+        <w:t>拟于 9/22 手术标本申请加做</w:t>
+      </w:r>
+      <w:r>
+        <w:t>；26-25469 穿刺已做 ER−/PR−/cyclin D1+/Ki-67 热点约20%，但为单灶穿刺 0.9×0.6×0.1cm，手术为多灶腹膜转移，需复核定量及异质性；原发 255317 ER 热点区约70%中等+，与转移灶 ER− 不一致，更需复核）。</w:t>
       </w:r>
     </w:p>
     <w:p/>
